--- a/BSUIR/semestre 5/BD/Сушко_381574_БД_ЛР4.docx
+++ b/BSUIR/semestre 5/BD/Сушко_381574_БД_ЛР4.docx
@@ -533,23 +533,23 @@
                 <w:rFonts w:cs="Times New Roman"/>
                 <w:szCs w:val="28"/>
               </w:rPr>
-              <w:t xml:space="preserve">оцент кафедры </w:t>
-            </w:r>
-            <w:proofErr w:type="spellStart"/>
-            <w:r>
+              <w:t xml:space="preserve">оцент кафедры ИСиТ, </w:t>
+            </w:r>
+          </w:p>
+          <w:p>
+            <w:pPr>
+              <w:jc w:val="right"/>
               <w:rPr>
                 <w:rFonts w:cs="Times New Roman"/>
                 <w:szCs w:val="28"/>
               </w:rPr>
-              <w:t>ИСиТ</w:t>
-            </w:r>
-            <w:proofErr w:type="spellEnd"/>
+            </w:pPr>
             <w:r>
               <w:rPr>
                 <w:rFonts w:cs="Times New Roman"/>
                 <w:szCs w:val="28"/>
               </w:rPr>
-              <w:t xml:space="preserve">, </w:t>
+              <w:t>к.п.н., доцент</w:t>
             </w:r>
           </w:p>
           <w:p>
@@ -560,46 +560,12 @@
                 <w:szCs w:val="28"/>
               </w:rPr>
             </w:pPr>
-            <w:proofErr w:type="spellStart"/>
             <w:r>
               <w:rPr>
                 <w:rFonts w:cs="Times New Roman"/>
                 <w:szCs w:val="28"/>
               </w:rPr>
-              <w:t>к.п.н</w:t>
-            </w:r>
-            <w:proofErr w:type="spellEnd"/>
-            <w:r>
-              <w:rPr>
-                <w:rFonts w:cs="Times New Roman"/>
-                <w:szCs w:val="28"/>
-              </w:rPr>
-              <w:t>., доцент</w:t>
-            </w:r>
-          </w:p>
-          <w:p>
-            <w:pPr>
-              <w:jc w:val="right"/>
-              <w:rPr>
-                <w:rFonts w:cs="Times New Roman"/>
-                <w:szCs w:val="28"/>
-              </w:rPr>
-            </w:pPr>
-            <w:proofErr w:type="spellStart"/>
-            <w:r>
-              <w:rPr>
-                <w:rFonts w:cs="Times New Roman"/>
-                <w:szCs w:val="28"/>
-              </w:rPr>
-              <w:t>Кунцевич</w:t>
-            </w:r>
-            <w:proofErr w:type="spellEnd"/>
-            <w:r>
-              <w:rPr>
-                <w:rFonts w:cs="Times New Roman"/>
-                <w:szCs w:val="28"/>
-              </w:rPr>
-              <w:t xml:space="preserve"> О.Ю.</w:t>
+              <w:t>Кунцевич О.Ю.</w:t>
             </w:r>
           </w:p>
         </w:tc>
@@ -771,18 +737,8 @@
           <w:szCs w:val="20"/>
           <w:shd w:val="clear" w:color="auto" w:fill="FFFFFF"/>
         </w:rPr>
-        <w:t xml:space="preserve">целостности и </w:t>
-      </w:r>
-      <w:proofErr w:type="spellStart"/>
-      <w:r>
-        <w:rPr>
-          <w:color w:val="000000"/>
-          <w:szCs w:val="20"/>
-          <w:shd w:val="clear" w:color="auto" w:fill="FFFFFF"/>
-        </w:rPr>
-        <w:t>консистентности</w:t>
-      </w:r>
-      <w:proofErr w:type="spellEnd"/>
+        <w:t>целостности и консистентности</w:t>
+      </w:r>
       <w:r>
         <w:rPr>
           <w:color w:val="000000"/>
@@ -831,27 +787,7 @@
           <w:szCs w:val="28"/>
           <w:lang w:eastAsia="ru-RU"/>
         </w:rPr>
-        <w:t xml:space="preserve">Ознакомиться с основами теории ссылочной целостности (связь, свойства, ссылочная целостность, </w:t>
-      </w:r>
-      <w:proofErr w:type="spellStart"/>
-      <w:r>
-        <w:rPr>
-          <w:rFonts w:eastAsia="Times New Roman" w:cs="Times New Roman"/>
-          <w:color w:val="000000"/>
-          <w:szCs w:val="28"/>
-          <w:lang w:eastAsia="ru-RU"/>
-        </w:rPr>
-        <w:t>консистентность</w:t>
-      </w:r>
-      <w:proofErr w:type="spellEnd"/>
-      <w:r>
-        <w:rPr>
-          <w:rFonts w:eastAsia="Times New Roman" w:cs="Times New Roman"/>
-          <w:color w:val="000000"/>
-          <w:szCs w:val="28"/>
-          <w:lang w:eastAsia="ru-RU"/>
-        </w:rPr>
-        <w:t>) и приобрести практические навыки их реализации в базах данных.</w:t>
+        <w:t>Ознакомиться с основами теории ссылочной целостности (связь, свойства, ссылочная целостность, консистентность) и приобрести практические навыки их реализации в базах данных.</w:t>
       </w:r>
     </w:p>
     <w:p>
@@ -1626,7 +1562,7 @@
                 <w:shd w:val="clear" w:color="auto" w:fill="FFFFFF"/>
                 <w:lang w:val="en-US"/>
               </w:rPr>
-              <w:t>Authors, Books</w:t>
+              <w:t>Books</w:t>
             </w:r>
           </w:p>
         </w:tc>
@@ -1645,40 +1581,16 @@
                 <w:lang w:val="en-US"/>
               </w:rPr>
             </w:pPr>
-            <w:proofErr w:type="spellStart"/>
-            <w:r>
-              <w:rPr>
-                <w:bCs/>
-                <w:color w:val="000000"/>
-                <w:szCs w:val="20"/>
-                <w:shd w:val="clear" w:color="auto" w:fill="FFFFFF"/>
-                <w:lang w:val="en-US"/>
-              </w:rPr>
-              <w:t>Book_authors</w:t>
-            </w:r>
-            <w:proofErr w:type="spellEnd"/>
-            <w:r>
-              <w:rPr>
-                <w:bCs/>
-                <w:color w:val="000000"/>
-                <w:szCs w:val="20"/>
-                <w:shd w:val="clear" w:color="auto" w:fill="FFFFFF"/>
-                <w:lang w:val="en-US"/>
-              </w:rPr>
-              <w:t xml:space="preserve">, </w:t>
-            </w:r>
-            <w:proofErr w:type="spellStart"/>
-            <w:r>
-              <w:rPr>
-                <w:bCs/>
-                <w:color w:val="000000"/>
-                <w:szCs w:val="20"/>
-                <w:shd w:val="clear" w:color="auto" w:fill="FFFFFF"/>
-                <w:lang w:val="en-US"/>
-              </w:rPr>
-              <w:t>isbn</w:t>
-            </w:r>
-            <w:proofErr w:type="spellEnd"/>
+            <w:r>
+              <w:rPr>
+                <w:bCs/>
+                <w:color w:val="000000"/>
+                <w:szCs w:val="20"/>
+                <w:shd w:val="clear" w:color="auto" w:fill="FFFFFF"/>
+                <w:lang w:val="en-US"/>
+              </w:rPr>
+              <w:t>Book_authors, isbn</w:t>
+            </w:r>
           </w:p>
         </w:tc>
         <w:tc>
@@ -1760,7 +1672,7 @@
                 <w:shd w:val="clear" w:color="auto" w:fill="FFFFFF"/>
                 <w:lang w:val="en-US"/>
               </w:rPr>
-              <w:t>Authors, Books</w:t>
+              <w:t>Authors</w:t>
             </w:r>
           </w:p>
         </w:tc>
@@ -1779,40 +1691,16 @@
                 <w:lang w:val="en-US"/>
               </w:rPr>
             </w:pPr>
-            <w:proofErr w:type="spellStart"/>
-            <w:r>
-              <w:rPr>
-                <w:bCs/>
-                <w:color w:val="000000"/>
-                <w:szCs w:val="20"/>
-                <w:shd w:val="clear" w:color="auto" w:fill="FFFFFF"/>
-                <w:lang w:val="en-US"/>
-              </w:rPr>
-              <w:t>Book_authors</w:t>
-            </w:r>
-            <w:proofErr w:type="spellEnd"/>
-            <w:r>
-              <w:rPr>
-                <w:bCs/>
-                <w:color w:val="000000"/>
-                <w:szCs w:val="20"/>
-                <w:shd w:val="clear" w:color="auto" w:fill="FFFFFF"/>
-                <w:lang w:val="en-US"/>
-              </w:rPr>
-              <w:t xml:space="preserve">, </w:t>
-            </w:r>
-            <w:proofErr w:type="spellStart"/>
-            <w:r>
-              <w:rPr>
-                <w:bCs/>
-                <w:color w:val="000000"/>
-                <w:szCs w:val="20"/>
-                <w:shd w:val="clear" w:color="auto" w:fill="FFFFFF"/>
-                <w:lang w:val="en-US"/>
-              </w:rPr>
-              <w:t>id_author</w:t>
-            </w:r>
-            <w:proofErr w:type="spellEnd"/>
+            <w:r>
+              <w:rPr>
+                <w:bCs/>
+                <w:color w:val="000000"/>
+                <w:szCs w:val="20"/>
+                <w:shd w:val="clear" w:color="auto" w:fill="FFFFFF"/>
+                <w:lang w:val="en-US"/>
+              </w:rPr>
+              <w:t>Book_authors, id_author</w:t>
+            </w:r>
           </w:p>
         </w:tc>
         <w:tc>
@@ -1856,37 +1744,15 @@
                 <w:shd w:val="clear" w:color="auto" w:fill="FFFFFF"/>
               </w:rPr>
             </w:pPr>
-            <w:proofErr w:type="spellStart"/>
-            <w:r>
-              <w:rPr>
-                <w:bCs/>
-                <w:color w:val="000000"/>
-                <w:szCs w:val="20"/>
-                <w:shd w:val="clear" w:color="auto" w:fill="FFFFFF"/>
-              </w:rPr>
-              <w:t>No</w:t>
-            </w:r>
-            <w:proofErr w:type="spellEnd"/>
-            <w:r>
-              <w:rPr>
-                <w:bCs/>
-                <w:color w:val="000000"/>
-                <w:szCs w:val="20"/>
-                <w:shd w:val="clear" w:color="auto" w:fill="FFFFFF"/>
-              </w:rPr>
-              <w:t xml:space="preserve"> </w:t>
-            </w:r>
-            <w:proofErr w:type="spellStart"/>
-            <w:r>
-              <w:rPr>
-                <w:bCs/>
-                <w:color w:val="000000"/>
-                <w:szCs w:val="20"/>
-                <w:shd w:val="clear" w:color="auto" w:fill="FFFFFF"/>
-              </w:rPr>
-              <w:t>action</w:t>
-            </w:r>
-            <w:proofErr w:type="spellEnd"/>
+            <w:r>
+              <w:rPr>
+                <w:bCs/>
+                <w:color w:val="000000"/>
+                <w:szCs w:val="20"/>
+                <w:shd w:val="clear" w:color="auto" w:fill="FFFFFF"/>
+              </w:rPr>
+              <w:t>No action</w:t>
+            </w:r>
           </w:p>
         </w:tc>
       </w:tr>
@@ -1914,7 +1780,7 @@
                 <w:shd w:val="clear" w:color="auto" w:fill="FFFFFF"/>
                 <w:lang w:val="en-US"/>
               </w:rPr>
-              <w:t>Locations, Authors, Genres, Publishers</w:t>
+              <w:t>Authors</w:t>
             </w:r>
           </w:p>
         </w:tc>
@@ -1941,20 +1807,8 @@
                 <w:shd w:val="clear" w:color="auto" w:fill="FFFFFF"/>
                 <w:lang w:val="en-US"/>
               </w:rPr>
-              <w:t xml:space="preserve">Books, </w:t>
-            </w:r>
-            <w:proofErr w:type="spellStart"/>
-            <w:r>
-              <w:rPr>
-                <w:bCs/>
-                <w:color w:val="000000"/>
-                <w:szCs w:val="20"/>
-                <w:shd w:val="clear" w:color="auto" w:fill="FFFFFF"/>
-                <w:lang w:val="en-US"/>
-              </w:rPr>
-              <w:t>id_author</w:t>
-            </w:r>
-            <w:proofErr w:type="spellEnd"/>
+              <w:t>Books, id_author</w:t>
+            </w:r>
           </w:p>
         </w:tc>
         <w:tc>
@@ -1979,7 +1833,7 @@
                 <w:shd w:val="clear" w:color="auto" w:fill="FFFFFF"/>
                 <w:lang w:val="en-US"/>
               </w:rPr>
-              <w:t>Cascade</w:t>
+              <w:t>No action</w:t>
             </w:r>
           </w:p>
         </w:tc>
@@ -2004,9 +1858,8 @@
                 <w:color w:val="000000"/>
                 <w:szCs w:val="20"/>
                 <w:shd w:val="clear" w:color="auto" w:fill="FFFFFF"/>
-                <w:lang w:val="en-US"/>
-              </w:rPr>
-              <w:t>Cascade</w:t>
+              </w:rPr>
+              <w:t>No action</w:t>
             </w:r>
           </w:p>
         </w:tc>
@@ -2035,7 +1888,7 @@
                 <w:shd w:val="clear" w:color="auto" w:fill="FFFFFF"/>
                 <w:lang w:val="en-US"/>
               </w:rPr>
-              <w:t>Locations, Authors, Genres, Publishers</w:t>
+              <w:t>Genres</w:t>
             </w:r>
           </w:p>
         </w:tc>
@@ -2062,20 +1915,8 @@
                 <w:shd w:val="clear" w:color="auto" w:fill="FFFFFF"/>
                 <w:lang w:val="en-US"/>
               </w:rPr>
-              <w:t xml:space="preserve">Books, </w:t>
-            </w:r>
-            <w:proofErr w:type="spellStart"/>
-            <w:r>
-              <w:rPr>
-                <w:bCs/>
-                <w:color w:val="000000"/>
-                <w:szCs w:val="20"/>
-                <w:shd w:val="clear" w:color="auto" w:fill="FFFFFF"/>
-                <w:lang w:val="en-US"/>
-              </w:rPr>
-              <w:t>id_genres</w:t>
-            </w:r>
-            <w:proofErr w:type="spellEnd"/>
+              <w:t>Books, id_genres</w:t>
+            </w:r>
           </w:p>
         </w:tc>
         <w:tc>
@@ -2100,7 +1941,7 @@
                 <w:shd w:val="clear" w:color="auto" w:fill="FFFFFF"/>
                 <w:lang w:val="en-US"/>
               </w:rPr>
-              <w:t>No action</w:t>
+              <w:t>Cascade</w:t>
             </w:r>
           </w:p>
         </w:tc>
@@ -2118,37 +1959,16 @@
                 <w:shd w:val="clear" w:color="auto" w:fill="FFFFFF"/>
               </w:rPr>
             </w:pPr>
-            <w:proofErr w:type="spellStart"/>
-            <w:r>
-              <w:rPr>
-                <w:bCs/>
-                <w:color w:val="000000"/>
-                <w:szCs w:val="20"/>
-                <w:shd w:val="clear" w:color="auto" w:fill="FFFFFF"/>
-              </w:rPr>
-              <w:t>No</w:t>
-            </w:r>
-            <w:proofErr w:type="spellEnd"/>
-            <w:r>
-              <w:rPr>
-                <w:bCs/>
-                <w:color w:val="000000"/>
-                <w:szCs w:val="20"/>
-                <w:shd w:val="clear" w:color="auto" w:fill="FFFFFF"/>
-              </w:rPr>
-              <w:t xml:space="preserve"> </w:t>
-            </w:r>
-            <w:proofErr w:type="spellStart"/>
-            <w:r>
-              <w:rPr>
-                <w:bCs/>
-                <w:color w:val="000000"/>
-                <w:szCs w:val="20"/>
-                <w:shd w:val="clear" w:color="auto" w:fill="FFFFFF"/>
-              </w:rPr>
-              <w:t>action</w:t>
-            </w:r>
-            <w:proofErr w:type="spellEnd"/>
+            <w:r>
+              <w:rPr>
+                <w:bCs/>
+                <w:color w:val="000000"/>
+                <w:szCs w:val="20"/>
+                <w:shd w:val="clear" w:color="auto" w:fill="FFFFFF"/>
+                <w:lang w:val="en-US"/>
+              </w:rPr>
+              <w:t>Cascade</w:t>
+            </w:r>
           </w:p>
         </w:tc>
       </w:tr>
@@ -2176,7 +1996,7 @@
                 <w:shd w:val="clear" w:color="auto" w:fill="FFFFFF"/>
                 <w:lang w:val="en-US"/>
               </w:rPr>
-              <w:t>Locations, Authors, Genres, Publishers</w:t>
+              <w:t>Locations</w:t>
             </w:r>
           </w:p>
         </w:tc>
@@ -2203,20 +2023,8 @@
                 <w:shd w:val="clear" w:color="auto" w:fill="FFFFFF"/>
                 <w:lang w:val="en-US"/>
               </w:rPr>
-              <w:t xml:space="preserve">Books, </w:t>
-            </w:r>
-            <w:proofErr w:type="spellStart"/>
-            <w:r>
-              <w:rPr>
-                <w:bCs/>
-                <w:color w:val="000000"/>
-                <w:szCs w:val="20"/>
-                <w:shd w:val="clear" w:color="auto" w:fill="FFFFFF"/>
-                <w:lang w:val="en-US"/>
-              </w:rPr>
-              <w:t>id_locations</w:t>
-            </w:r>
-            <w:proofErr w:type="spellEnd"/>
+              <w:t>Books, id_locations</w:t>
+            </w:r>
           </w:p>
         </w:tc>
         <w:tc>
@@ -2241,7 +2049,7 @@
                 <w:shd w:val="clear" w:color="auto" w:fill="FFFFFF"/>
                 <w:lang w:val="en-US"/>
               </w:rPr>
-              <w:t>No action</w:t>
+              <w:t>Cascade</w:t>
             </w:r>
           </w:p>
         </w:tc>
@@ -2259,37 +2067,16 @@
                 <w:shd w:val="clear" w:color="auto" w:fill="FFFFFF"/>
               </w:rPr>
             </w:pPr>
-            <w:proofErr w:type="spellStart"/>
-            <w:r>
-              <w:rPr>
-                <w:bCs/>
-                <w:color w:val="000000"/>
-                <w:szCs w:val="20"/>
-                <w:shd w:val="clear" w:color="auto" w:fill="FFFFFF"/>
-              </w:rPr>
-              <w:t>No</w:t>
-            </w:r>
-            <w:proofErr w:type="spellEnd"/>
-            <w:r>
-              <w:rPr>
-                <w:bCs/>
-                <w:color w:val="000000"/>
-                <w:szCs w:val="20"/>
-                <w:shd w:val="clear" w:color="auto" w:fill="FFFFFF"/>
-              </w:rPr>
-              <w:t xml:space="preserve"> </w:t>
-            </w:r>
-            <w:proofErr w:type="spellStart"/>
-            <w:r>
-              <w:rPr>
-                <w:bCs/>
-                <w:color w:val="000000"/>
-                <w:szCs w:val="20"/>
-                <w:shd w:val="clear" w:color="auto" w:fill="FFFFFF"/>
-              </w:rPr>
-              <w:t>action</w:t>
-            </w:r>
-            <w:proofErr w:type="spellEnd"/>
+            <w:r>
+              <w:rPr>
+                <w:bCs/>
+                <w:color w:val="000000"/>
+                <w:szCs w:val="20"/>
+                <w:shd w:val="clear" w:color="auto" w:fill="FFFFFF"/>
+                <w:lang w:val="en-US"/>
+              </w:rPr>
+              <w:t>Cascade</w:t>
+            </w:r>
           </w:p>
         </w:tc>
       </w:tr>
@@ -2317,7 +2104,7 @@
                 <w:shd w:val="clear" w:color="auto" w:fill="FFFFFF"/>
                 <w:lang w:val="en-US"/>
               </w:rPr>
-              <w:t>Locations, Authors, Genres, Publishers</w:t>
+              <w:t>Publishers</w:t>
             </w:r>
           </w:p>
         </w:tc>
@@ -2344,20 +2131,8 @@
                 <w:shd w:val="clear" w:color="auto" w:fill="FFFFFF"/>
                 <w:lang w:val="en-US"/>
               </w:rPr>
-              <w:t xml:space="preserve">Books, </w:t>
-            </w:r>
-            <w:proofErr w:type="spellStart"/>
-            <w:r>
-              <w:rPr>
-                <w:bCs/>
-                <w:color w:val="000000"/>
-                <w:szCs w:val="20"/>
-                <w:shd w:val="clear" w:color="auto" w:fill="FFFFFF"/>
-                <w:lang w:val="en-US"/>
-              </w:rPr>
-              <w:t>id_publishers</w:t>
-            </w:r>
-            <w:proofErr w:type="spellEnd"/>
+              <w:t>Books, id_publishers</w:t>
+            </w:r>
           </w:p>
         </w:tc>
         <w:tc>
@@ -2382,7 +2157,7 @@
                 <w:shd w:val="clear" w:color="auto" w:fill="FFFFFF"/>
                 <w:lang w:val="en-US"/>
               </w:rPr>
-              <w:t>No action</w:t>
+              <w:t>Cascade</w:t>
             </w:r>
           </w:p>
         </w:tc>
@@ -2400,37 +2175,16 @@
                 <w:shd w:val="clear" w:color="auto" w:fill="FFFFFF"/>
               </w:rPr>
             </w:pPr>
-            <w:proofErr w:type="spellStart"/>
-            <w:r>
-              <w:rPr>
-                <w:bCs/>
-                <w:color w:val="000000"/>
-                <w:szCs w:val="20"/>
-                <w:shd w:val="clear" w:color="auto" w:fill="FFFFFF"/>
-              </w:rPr>
-              <w:t>No</w:t>
-            </w:r>
-            <w:proofErr w:type="spellEnd"/>
-            <w:r>
-              <w:rPr>
-                <w:bCs/>
-                <w:color w:val="000000"/>
-                <w:szCs w:val="20"/>
-                <w:shd w:val="clear" w:color="auto" w:fill="FFFFFF"/>
-              </w:rPr>
-              <w:t xml:space="preserve"> </w:t>
-            </w:r>
-            <w:proofErr w:type="spellStart"/>
-            <w:r>
-              <w:rPr>
-                <w:bCs/>
-                <w:color w:val="000000"/>
-                <w:szCs w:val="20"/>
-                <w:shd w:val="clear" w:color="auto" w:fill="FFFFFF"/>
-              </w:rPr>
-              <w:t>action</w:t>
-            </w:r>
-            <w:proofErr w:type="spellEnd"/>
+            <w:r>
+              <w:rPr>
+                <w:bCs/>
+                <w:color w:val="000000"/>
+                <w:szCs w:val="20"/>
+                <w:shd w:val="clear" w:color="auto" w:fill="FFFFFF"/>
+                <w:lang w:val="en-US"/>
+              </w:rPr>
+              <w:t>Cascade</w:t>
+            </w:r>
           </w:p>
         </w:tc>
       </w:tr>
@@ -2450,18 +2204,36 @@
                 <w:lang w:val="en-US"/>
               </w:rPr>
             </w:pPr>
-            <w:proofErr w:type="spellStart"/>
-            <w:r>
-              <w:rPr>
-                <w:bCs/>
-                <w:color w:val="000000"/>
-                <w:szCs w:val="20"/>
-                <w:shd w:val="clear" w:color="auto" w:fill="FFFFFF"/>
-                <w:lang w:val="en-US"/>
-              </w:rPr>
-              <w:t>Authors_Info</w:t>
-            </w:r>
-            <w:proofErr w:type="spellEnd"/>
+            <w:r>
+              <w:rPr>
+                <w:bCs/>
+                <w:color w:val="000000"/>
+                <w:szCs w:val="20"/>
+                <w:shd w:val="clear" w:color="auto" w:fill="FFFFFF"/>
+                <w:lang w:val="en-US"/>
+              </w:rPr>
+              <w:t>Authors_</w:t>
+            </w:r>
+            <w:r>
+              <w:rPr>
+                <w:bCs/>
+                <w:color w:val="000000"/>
+                <w:szCs w:val="20"/>
+                <w:shd w:val="clear" w:color="auto" w:fill="FFFFFF"/>
+                <w:lang w:val="en-US"/>
+              </w:rPr>
+              <w:t>i</w:t>
+            </w:r>
+            <w:r>
+              <w:rPr>
+                <w:bCs/>
+                <w:color w:val="000000"/>
+                <w:szCs w:val="20"/>
+                <w:shd w:val="clear" w:color="auto" w:fill="FFFFFF"/>
+                <w:lang w:val="en-US"/>
+              </w:rPr>
+              <w:t>nfo</w:t>
+            </w:r>
           </w:p>
         </w:tc>
         <w:tc>
@@ -2718,17 +2490,6 @@
         </w:rPr>
         <w:t>в том числе для первичных ключей что невозможно.</w:t>
       </w:r>
-    </w:p>
-    <w:p>
-      <w:pPr>
-        <w:jc w:val="both"/>
-        <w:rPr>
-          <w:bCs/>
-          <w:color w:val="000000"/>
-          <w:szCs w:val="20"/>
-          <w:shd w:val="clear" w:color="auto" w:fill="FFFFFF"/>
-        </w:rPr>
-      </w:pPr>
     </w:p>
     <w:p>
       <w:pPr>
@@ -2924,23 +2685,7 @@
           <w:bCs/>
           <w:szCs w:val="28"/>
         </w:rPr>
-        <w:t xml:space="preserve">ся с основами теории ссылочной целостности (связь, свойства, ссылочная целостность, </w:t>
-      </w:r>
-      <w:proofErr w:type="spellStart"/>
-      <w:r>
-        <w:rPr>
-          <w:bCs/>
-          <w:szCs w:val="28"/>
-        </w:rPr>
-        <w:t>консистентность</w:t>
-      </w:r>
-      <w:proofErr w:type="spellEnd"/>
-      <w:r>
-        <w:rPr>
-          <w:bCs/>
-          <w:szCs w:val="28"/>
-        </w:rPr>
-        <w:t>) и приобр</w:t>
+        <w:t>ся с основами теории ссылочной целостности (связь, свойства, ссылочная целостность, консистентность) и приобр</w:t>
       </w:r>
       <w:r>
         <w:rPr>
@@ -3010,87 +2755,7 @@
           <w:szCs w:val="28"/>
           <w:lang w:eastAsia="ru-RU"/>
         </w:rPr>
-        <w:t xml:space="preserve">1. </w:t>
-      </w:r>
-      <w:proofErr w:type="spellStart"/>
-      <w:r>
-        <w:rPr>
-          <w:rFonts w:eastAsia="Times New Roman" w:cs="Times New Roman"/>
-          <w:color w:val="000000"/>
-          <w:szCs w:val="28"/>
-          <w:lang w:eastAsia="ru-RU"/>
-        </w:rPr>
-        <w:t>Оскерко</w:t>
-      </w:r>
-      <w:proofErr w:type="spellEnd"/>
-      <w:r>
-        <w:rPr>
-          <w:rFonts w:eastAsia="Times New Roman" w:cs="Times New Roman"/>
-          <w:color w:val="000000"/>
-          <w:szCs w:val="28"/>
-          <w:lang w:eastAsia="ru-RU"/>
-        </w:rPr>
-        <w:t xml:space="preserve">, В. С. Технологии баз данных и знаний : учеб. пособие / В. С. </w:t>
-      </w:r>
-      <w:proofErr w:type="spellStart"/>
-      <w:r>
-        <w:rPr>
-          <w:rFonts w:eastAsia="Times New Roman" w:cs="Times New Roman"/>
-          <w:color w:val="000000"/>
-          <w:szCs w:val="28"/>
-          <w:lang w:eastAsia="ru-RU"/>
-        </w:rPr>
-        <w:t>Оскерко</w:t>
-      </w:r>
-      <w:proofErr w:type="spellEnd"/>
-      <w:r>
-        <w:rPr>
-          <w:rFonts w:eastAsia="Times New Roman" w:cs="Times New Roman"/>
-          <w:color w:val="000000"/>
-          <w:szCs w:val="28"/>
-          <w:lang w:eastAsia="ru-RU"/>
-        </w:rPr>
-        <w:t xml:space="preserve">, З. В. </w:t>
-      </w:r>
-      <w:proofErr w:type="spellStart"/>
-      <w:r>
-        <w:rPr>
-          <w:rFonts w:eastAsia="Times New Roman" w:cs="Times New Roman"/>
-          <w:color w:val="000000"/>
-          <w:szCs w:val="28"/>
-          <w:lang w:eastAsia="ru-RU"/>
-        </w:rPr>
-        <w:t>Пунчик</w:t>
-      </w:r>
-      <w:proofErr w:type="spellEnd"/>
-      <w:r>
-        <w:rPr>
-          <w:rFonts w:eastAsia="Times New Roman" w:cs="Times New Roman"/>
-          <w:color w:val="000000"/>
-          <w:szCs w:val="28"/>
-          <w:lang w:eastAsia="ru-RU"/>
-        </w:rPr>
-        <w:t xml:space="preserve">. – </w:t>
-      </w:r>
-      <w:proofErr w:type="gramStart"/>
-      <w:r>
-        <w:rPr>
-          <w:rFonts w:eastAsia="Times New Roman" w:cs="Times New Roman"/>
-          <w:color w:val="000000"/>
-          <w:szCs w:val="28"/>
-          <w:lang w:eastAsia="ru-RU"/>
-        </w:rPr>
-        <w:t>Минск :</w:t>
-      </w:r>
-      <w:proofErr w:type="gramEnd"/>
-      <w:r>
-        <w:rPr>
-          <w:rFonts w:eastAsia="Times New Roman" w:cs="Times New Roman"/>
-          <w:color w:val="000000"/>
-          <w:szCs w:val="28"/>
-          <w:lang w:eastAsia="ru-RU"/>
-        </w:rPr>
-        <w:t xml:space="preserve"> БГЭУ, 2015. – 215 с.</w:t>
+        <w:t>1. Оскерко, В. С. Технологии баз данных и знаний : учеб. пособие / В. С. Оскерко, З. В. Пунчик. – Минск : БГЭУ, 2015. – 215 с.</w:t>
       </w:r>
     </w:p>
     <w:p>
@@ -3111,27 +2776,7 @@
           <w:szCs w:val="28"/>
           <w:lang w:eastAsia="ru-RU"/>
         </w:rPr>
-        <w:t xml:space="preserve">2. Куликов, С. C. Реляционные базы данных в примерах: практическое пособие для программистов и тестировщиков / С. С. Куликов. – </w:t>
-      </w:r>
-      <w:proofErr w:type="gramStart"/>
-      <w:r>
-        <w:rPr>
-          <w:rFonts w:eastAsia="Times New Roman" w:cs="Times New Roman"/>
-          <w:color w:val="000000"/>
-          <w:szCs w:val="28"/>
-          <w:lang w:eastAsia="ru-RU"/>
-        </w:rPr>
-        <w:t>Минск :</w:t>
-      </w:r>
-      <w:proofErr w:type="gramEnd"/>
-      <w:r>
-        <w:rPr>
-          <w:rFonts w:eastAsia="Times New Roman" w:cs="Times New Roman"/>
-          <w:color w:val="000000"/>
-          <w:szCs w:val="28"/>
-          <w:lang w:eastAsia="ru-RU"/>
-        </w:rPr>
-        <w:t xml:space="preserve"> Четыре</w:t>
+        <w:t>2. Куликов, С. C. Реляционные базы данных в примерах: практическое пособие для программистов и тестировщиков / С. С. Куликов. – Минск : Четыре</w:t>
       </w:r>
       <w:r>
         <w:rPr>
@@ -3188,47 +2833,7 @@
           <w:szCs w:val="28"/>
           <w:lang w:eastAsia="ru-RU"/>
         </w:rPr>
-        <w:t xml:space="preserve">Документация по </w:t>
-      </w:r>
-      <w:proofErr w:type="spellStart"/>
-      <w:r>
-        <w:rPr>
-          <w:rFonts w:eastAsia="Times New Roman" w:cs="Times New Roman"/>
-          <w:color w:val="000000"/>
-          <w:szCs w:val="28"/>
-          <w:lang w:eastAsia="ru-RU"/>
-        </w:rPr>
-        <w:t>Microsoft</w:t>
-      </w:r>
-      <w:proofErr w:type="spellEnd"/>
-      <w:r>
-        <w:rPr>
-          <w:rFonts w:eastAsia="Times New Roman" w:cs="Times New Roman"/>
-          <w:color w:val="000000"/>
-          <w:szCs w:val="28"/>
-          <w:lang w:eastAsia="ru-RU"/>
-        </w:rPr>
-        <w:t xml:space="preserve"> SQL [Электронный ресурс]. – 2022. – Режим </w:t>
-      </w:r>
-      <w:proofErr w:type="gramStart"/>
-      <w:r>
-        <w:rPr>
-          <w:rFonts w:eastAsia="Times New Roman" w:cs="Times New Roman"/>
-          <w:color w:val="000000"/>
-          <w:szCs w:val="28"/>
-          <w:lang w:eastAsia="ru-RU"/>
-        </w:rPr>
-        <w:t>доступа :</w:t>
-      </w:r>
-      <w:proofErr w:type="gramEnd"/>
-      <w:r>
-        <w:rPr>
-          <w:rFonts w:eastAsia="Times New Roman" w:cs="Times New Roman"/>
-          <w:color w:val="000000"/>
-          <w:szCs w:val="28"/>
-          <w:lang w:eastAsia="ru-RU"/>
-        </w:rPr>
-        <w:t xml:space="preserve"> https://docs.microsoft.com/ru-ru/sql/?view=sql-server-ver15.</w:t>
+        <w:t>Документация по Microsoft SQL [Электронный ресурс]. – 2022. – Режим доступа : https://docs.microsoft.com/ru-ru/sql/?view=sql-server-ver15.</w:t>
       </w:r>
       <w:r>
         <w:rPr>
